--- a/por/docx/021.content.docx
+++ b/por/docx/021.content.docx
@@ -680,38 +680,90 @@
     </w:p>
     <w:p>
       <w:r>
-        <w:drawing>
-          <wp:inline xmlns:a="http://schemas.openxmlformats.org/drawingml/2006/main" xmlns:pic="http://schemas.openxmlformats.org/drawingml/2006/picture">
-            <wp:extent cx="6096000" cy="3413760"/>
-            <wp:docPr id="5" name="Picture 5"/>
-            <wp:cNvGraphicFramePr>
-              <a:graphicFrameLocks noChangeAspect="1"/>
-            </wp:cNvGraphicFramePr>
-            <a:graphic>
-              <a:graphicData uri="http://schemas.openxmlformats.org/drawingml/2006/picture">
-                <pic:pic>
-                  <pic:nvPicPr>
-                    <pic:cNvPr id="0" name="image.jpg"/>
-                    <pic:cNvPicPr/>
-                  </pic:nvPicPr>
-                  <pic:blipFill>
-                    <a:blip r:embed="rId21"/>
-                    <a:stretch>
-                      <a:fillRect/>
-                    </a:stretch>
-                  </pic:blipFill>
-                  <pic:spPr>
-                    <a:xfrm>
-                      <a:off x="0" y="0"/>
-                      <a:ext cx="6096000" cy="3413760"/>
-                    </a:xfrm>
-                    <a:prstGeom prst="rect"/>
-                  </pic:spPr>
-                </pic:pic>
-              </a:graphicData>
-            </a:graphic>
-          </wp:inline>
-        </w:drawing>
+        <w:t>&lt;image: None&gt;</w:t>
+      </w:r>
+    </w:p>
+    <w:p>
+      <w:pPr/>
+      <w:r>
+        <w:rPr>
+          <w:lang w:val="pt_PT" w:bidi="pt_PT"/>
+        </w:rPr>
+      </w:r>
+      <w:hyperlink r:id="rId21">
+        <w:r>
+          <w:rPr>
+            <w:lang w:val="pt_PT" w:bidi="pt_PT"/>
+          </w:rPr>
+          <w:rPr>
+            <w:color w:val="0000EE"/>
+            <w:u w:val="single"/>
+          </w:rPr>
+          <w:t>link</w:t>
+        </w:r>
+      </w:hyperlink>
+      <w:r>
+        <w:rPr>
+          <w:lang w:val="pt_PT" w:bidi="pt_PT"/>
+        </w:rPr>
+      </w:r>
+      <w:r>
+        <w:rPr>
+          <w:lang w:val="pt_PT" w:bidi="pt_PT"/>
+        </w:rPr>
+      </w:r>
+    </w:p>
+    <w:p>
+      <w:pPr/>
+      <w:r>
+        <w:rPr>
+          <w:lang w:val="pt_PT" w:bidi="pt_PT"/>
+        </w:rPr>
+      </w:r>
+    </w:p>
+    <w:p>
+      <w:pPr>
+        <w:pStyle w:val="Heading2"/>
+      </w:pPr>
+      <w:r>
+        <w:rPr>
+          <w:lang w:val="pt_PT" w:bidi="pt_PT"/>
+        </w:rPr>
+        <w:t>Vaso e vara para medir</w:t>
+      </w:r>
+      <w:r>
+        <w:rPr>
+          <w:lang w:val="pt_PT" w:bidi="pt_PT"/>
+        </w:rPr>
+      </w:r>
+    </w:p>
+    <w:p>
+      <w:pPr>
+        <w:pStyle w:val="Heading4"/>
+      </w:pPr>
+      <w:r>
+        <w:rPr>
+          <w:lang w:val="pt_PT" w:bidi="pt_PT"/>
+        </w:rPr>
+        <w:t>Image Content</w:t>
+      </w:r>
+      <w:r>
+        <w:rPr>
+          <w:lang w:val="pt_PT" w:bidi="pt_PT"/>
+        </w:rPr>
+      </w:r>
+    </w:p>
+    <w:p>
+      <w:pPr/>
+      <w:r>
+        <w:rPr>
+          <w:lang w:val="pt_PT" w:bidi="pt_PT"/>
+        </w:rPr>
+      </w:r>
+    </w:p>
+    <w:p>
+      <w:r>
+        <w:t>&lt;image: None&gt;</w:t>
       </w:r>
     </w:p>
     <w:p>
@@ -760,7 +812,7 @@
         <w:rPr>
           <w:lang w:val="pt_PT" w:bidi="pt_PT"/>
         </w:rPr>
-        <w:t>Vaso e vara para medir</w:t>
+        <w:t>Verme intestinal</w:t>
       </w:r>
       <w:r>
         <w:rPr>
@@ -796,8 +848,8 @@
       <w:r>
         <w:drawing>
           <wp:inline xmlns:a="http://schemas.openxmlformats.org/drawingml/2006/main" xmlns:pic="http://schemas.openxmlformats.org/drawingml/2006/picture">
-            <wp:extent cx="6096000" cy="3413760"/>
-            <wp:docPr id="6" name="Picture 6"/>
+            <wp:extent cx="6096000" cy="4413504"/>
+            <wp:docPr id="5" name="Picture 5"/>
             <wp:cNvGraphicFramePr>
               <a:graphicFrameLocks noChangeAspect="1"/>
             </wp:cNvGraphicFramePr>
@@ -817,7 +869,7 @@
                   <pic:spPr>
                     <a:xfrm>
                       <a:off x="0" y="0"/>
-                      <a:ext cx="6096000" cy="3413760"/>
+                      <a:ext cx="6096000" cy="4413504"/>
                     </a:xfrm>
                     <a:prstGeom prst="rect"/>
                   </pic:spPr>
@@ -874,7 +926,7 @@
         <w:rPr>
           <w:lang w:val="pt_PT" w:bidi="pt_PT"/>
         </w:rPr>
-        <w:t>Verme intestinal</w:t>
+        <w:t>Vinha</w:t>
       </w:r>
       <w:r>
         <w:rPr>
@@ -908,38 +960,7 @@
     </w:p>
     <w:p>
       <w:r>
-        <w:drawing>
-          <wp:inline xmlns:a="http://schemas.openxmlformats.org/drawingml/2006/main" xmlns:pic="http://schemas.openxmlformats.org/drawingml/2006/picture">
-            <wp:extent cx="6096000" cy="4413504"/>
-            <wp:docPr id="7" name="Picture 7"/>
-            <wp:cNvGraphicFramePr>
-              <a:graphicFrameLocks noChangeAspect="1"/>
-            </wp:cNvGraphicFramePr>
-            <a:graphic>
-              <a:graphicData uri="http://schemas.openxmlformats.org/drawingml/2006/picture">
-                <pic:pic>
-                  <pic:nvPicPr>
-                    <pic:cNvPr id="0" name="image.jpg"/>
-                    <pic:cNvPicPr/>
-                  </pic:nvPicPr>
-                  <pic:blipFill>
-                    <a:blip r:embed="rId25"/>
-                    <a:stretch>
-                      <a:fillRect/>
-                    </a:stretch>
-                  </pic:blipFill>
-                  <pic:spPr>
-                    <a:xfrm>
-                      <a:off x="0" y="0"/>
-                      <a:ext cx="6096000" cy="4413504"/>
-                    </a:xfrm>
-                    <a:prstGeom prst="rect"/>
-                  </pic:spPr>
-                </pic:pic>
-              </a:graphicData>
-            </a:graphic>
-          </wp:inline>
-        </w:drawing>
+        <w:t>&lt;image: None&gt;</w:t>
       </w:r>
     </w:p>
     <w:p>
@@ -949,90 +970,7 @@
           <w:lang w:val="pt_PT" w:bidi="pt_PT"/>
         </w:rPr>
       </w:r>
-      <w:hyperlink r:id="rId26">
-        <w:r>
-          <w:rPr>
-            <w:lang w:val="pt_PT" w:bidi="pt_PT"/>
-          </w:rPr>
-          <w:rPr>
-            <w:color w:val="0000EE"/>
-            <w:u w:val="single"/>
-          </w:rPr>
-          <w:t>link</w:t>
-        </w:r>
-      </w:hyperlink>
-      <w:r>
-        <w:rPr>
-          <w:lang w:val="pt_PT" w:bidi="pt_PT"/>
-        </w:rPr>
-      </w:r>
-      <w:r>
-        <w:rPr>
-          <w:lang w:val="pt_PT" w:bidi="pt_PT"/>
-        </w:rPr>
-      </w:r>
-    </w:p>
-    <w:p>
-      <w:pPr/>
-      <w:r>
-        <w:rPr>
-          <w:lang w:val="pt_PT" w:bidi="pt_PT"/>
-        </w:rPr>
-      </w:r>
-    </w:p>
-    <w:p>
-      <w:pPr>
-        <w:pStyle w:val="Heading2"/>
-      </w:pPr>
-      <w:r>
-        <w:rPr>
-          <w:lang w:val="pt_PT" w:bidi="pt_PT"/>
-        </w:rPr>
-        <w:t>Vinha</w:t>
-      </w:r>
-      <w:r>
-        <w:rPr>
-          <w:lang w:val="pt_PT" w:bidi="pt_PT"/>
-        </w:rPr>
-      </w:r>
-    </w:p>
-    <w:p>
-      <w:pPr>
-        <w:pStyle w:val="Heading4"/>
-      </w:pPr>
-      <w:r>
-        <w:rPr>
-          <w:lang w:val="pt_PT" w:bidi="pt_PT"/>
-        </w:rPr>
-        <w:t>Image Content</w:t>
-      </w:r>
-      <w:r>
-        <w:rPr>
-          <w:lang w:val="pt_PT" w:bidi="pt_PT"/>
-        </w:rPr>
-      </w:r>
-    </w:p>
-    <w:p>
-      <w:pPr/>
-      <w:r>
-        <w:rPr>
-          <w:lang w:val="pt_PT" w:bidi="pt_PT"/>
-        </w:rPr>
-      </w:r>
-    </w:p>
-    <w:p>
-      <w:r>
-        <w:t>&lt;image: None&gt;</w:t>
-      </w:r>
-    </w:p>
-    <w:p>
-      <w:pPr/>
-      <w:r>
-        <w:rPr>
-          <w:lang w:val="pt_PT" w:bidi="pt_PT"/>
-        </w:rPr>
-      </w:r>
-      <w:hyperlink r:id="rId27">
+      <w:hyperlink r:id="rId25">
         <w:r>
           <w:rPr>
             <w:lang w:val="pt_PT" w:bidi="pt_PT"/>
